--- a/human/tasks/A-03/summary.docx
+++ b/human/tasks/A-03/summary.docx
@@ -138,7 +138,7 @@
     </w:p>
     <w:p>
       <w:r>
-        <w:t>archive保留旧README和锚点原字节；当前工具输出新runtime，不覆盖历史报告。共享模块仍按实际归属维护，最后整体根目录迁移继续。</w:t>
+        <w:t>archive保留旧README和锚点原字节；当前工具输出新runtime，不覆盖历史报告。共享模块仍按实际归属维护，根目录19/19项已迁入human/agent，当前读取和运行入口已验证，业务签收不变。</w:t>
       </w:r>
     </w:p>
     <w:p>
@@ -207,7 +207,12 @@
     </w:p>
     <w:p>
       <w:r>
-        <w:t>规范化32/71，剩余39，下一W-01。单包与串联Word从当前事实生成；业务状态不改，全部任务整理和根目录两层实迁未完成。</w:t>
+        <w:t>规范化71/71包、根目录迁移19/19项完成；每包Word由Agent源生成。</w:t>
+      </w:r>
+    </w:p>
+    <w:p>
+      <w:r>
+        <w:t>业务状态IN_PROGRESS，原签收与未交付项不变；后续按注册表和实际依赖推进。</w:t>
       </w:r>
     </w:p>
     <w:p>
